--- a/docs/דף עזר במהלך הפרויקט.docx
+++ b/docs/דף עזר במהלך הפרויקט.docx
@@ -478,14 +478,12 @@
           <w:rtl/>
         </w:rPr>
       </w:pPr>
-      <w:proofErr w:type="spellStart"/>
       <w:r>
         <w:rPr>
           <w:rStyle w:val="a3"/>
         </w:rPr>
         <w:t>SignalR</w:t>
       </w:r>
-      <w:proofErr w:type="spellEnd"/>
       <w:r>
         <w:t xml:space="preserve"> = </w:t>
       </w:r>
@@ -653,28 +651,24 @@
         </w:rPr>
         <w:t xml:space="preserve"> ל-</w:t>
       </w:r>
-      <w:proofErr w:type="spellStart"/>
       <w:r>
         <w:rPr>
           <w:rStyle w:val="HTMLCode"/>
         </w:rPr>
         <w:t>UserProfile</w:t>
       </w:r>
-      <w:proofErr w:type="spellEnd"/>
       <w:r>
         <w:rPr>
           <w:rtl/>
         </w:rPr>
         <w:t xml:space="preserve"> ול-</w:t>
       </w:r>
-      <w:proofErr w:type="spellStart"/>
       <w:r>
         <w:rPr>
           <w:rStyle w:val="HTMLCode"/>
         </w:rPr>
         <w:t>AACBoard</w:t>
       </w:r>
-      <w:proofErr w:type="spellEnd"/>
     </w:p>
     <w:p>
       <w:pPr>
@@ -722,11 +716,9 @@
         </w:rPr>
         <w:t>ליצור את ה-</w:t>
       </w:r>
-      <w:proofErr w:type="spellStart"/>
       <w:r>
         <w:t>DbContext</w:t>
       </w:r>
-      <w:proofErr w:type="spellEnd"/>
     </w:p>
     <w:p>
       <w:pPr>
@@ -764,15 +756,7 @@
         <w:br/>
       </w:r>
       <w:r>
-        <w:t xml:space="preserve">Core/Services/    ← </w:t>
-      </w:r>
-      <w:proofErr w:type="spellStart"/>
-      <w:r>
-        <w:t>IUserService.cs</w:t>
-      </w:r>
-      <w:proofErr w:type="spellEnd"/>
-      <w:r>
-        <w:t xml:space="preserve"> (Interface)</w:t>
+        <w:t>Core/Services/    ← IUserService.cs (Interface)</w:t>
       </w:r>
     </w:p>
     <w:p>
@@ -784,15 +768,7 @@
         </w:numPr>
       </w:pPr>
       <w:r>
-        <w:t xml:space="preserve">Core/Resources/   ← </w:t>
-      </w:r>
-      <w:proofErr w:type="spellStart"/>
-      <w:r>
-        <w:t>UserResource.cs</w:t>
-      </w:r>
-      <w:proofErr w:type="spellEnd"/>
-      <w:r>
-        <w:t xml:space="preserve"> (DTO)</w:t>
+        <w:t>Core/Resources/   ← UserResource.cs (DTO)</w:t>
       </w:r>
     </w:p>
     <w:p>
@@ -804,23 +780,7 @@
         </w:numPr>
       </w:pPr>
       <w:r>
-        <w:t xml:space="preserve">Core/Mapping/     ← </w:t>
-      </w:r>
-      <w:proofErr w:type="spellStart"/>
-      <w:r>
-        <w:t>UserMappingConfig.cs</w:t>
-      </w:r>
-      <w:proofErr w:type="spellEnd"/>
-      <w:r>
-        <w:t xml:space="preserve"> (</w:t>
-      </w:r>
-      <w:proofErr w:type="spellStart"/>
-      <w:r>
-        <w:t>Mapster</w:t>
-      </w:r>
-      <w:proofErr w:type="spellEnd"/>
-      <w:r>
-        <w:t>)</w:t>
+        <w:t>Core/Mapping/     ← UserMappingConfig.cs (Mapster)</w:t>
       </w:r>
     </w:p>
     <w:p>
@@ -835,23 +795,7 @@
         </w:rPr>
       </w:pPr>
       <w:r>
-        <w:t>Data/</w:t>
-      </w:r>
-      <w:proofErr w:type="spellStart"/>
-      <w:r>
-        <w:t>DataRepository</w:t>
-      </w:r>
-      <w:proofErr w:type="spellEnd"/>
-      <w:r>
-        <w:t xml:space="preserve">/ ← </w:t>
-      </w:r>
-      <w:proofErr w:type="spellStart"/>
-      <w:r>
-        <w:t>UserRepository.cs</w:t>
-      </w:r>
-      <w:proofErr w:type="spellEnd"/>
-      <w:r>
-        <w:t xml:space="preserve"> (</w:t>
+        <w:t>Data/DataRepository/ ← UserRepository.cs (</w:t>
       </w:r>
       <w:r>
         <w:rPr>
@@ -876,13 +820,8 @@
         </w:rPr>
       </w:pPr>
       <w:r>
-        <w:t xml:space="preserve">Service/          ← </w:t>
-      </w:r>
-      <w:proofErr w:type="spellStart"/>
-      <w:r>
-        <w:t>UserService.cs</w:t>
-      </w:r>
-      <w:proofErr w:type="spellEnd"/>
+        <w:t>Service/          ← UserService.cs</w:t>
+      </w:r>
       <w:r>
         <w:rPr>
           <w:rtl/>
@@ -974,7 +913,7 @@
       </w:tblPr>
       <w:tblGrid>
         <w:gridCol w:w="2716"/>
-        <w:gridCol w:w="5590"/>
+        <w:gridCol w:w="5680"/>
       </w:tblGrid>
       <w:tr>
         <w:trPr>
@@ -1077,7 +1016,6 @@
                 <w14:ligatures w14:val="none"/>
               </w:rPr>
             </w:pPr>
-            <w:proofErr w:type="spellStart"/>
             <w:r>
               <w:rPr>
                 <w:rFonts w:ascii="Courier New" w:eastAsia="Times New Roman" w:hAnsi="Courier New" w:cs="Courier New"/>
@@ -1088,7 +1026,6 @@
               </w:rPr>
               <w:t>TimeStampedFrame.cs</w:t>
             </w:r>
-            <w:proofErr w:type="spellEnd"/>
           </w:p>
         </w:tc>
         <w:tc>
@@ -1129,31 +1066,7 @@
                 <w:rtl/>
                 <w14:ligatures w14:val="none"/>
               </w:rPr>
-              <w:t xml:space="preserve">מעטפה" לכל תמונה </w:t>
-            </w:r>
-            <w:proofErr w:type="spellStart"/>
-            <w:r>
-              <w:rPr>
-                <w:rFonts w:ascii="Times New Roman" w:eastAsia="Times New Roman" w:hAnsi="Times New Roman" w:cs="Times New Roman"/>
-                <w:kern w:val="0"/>
-                <w:sz w:val="24"/>
-                <w:szCs w:val="24"/>
-                <w:rtl/>
-                <w14:ligatures w14:val="none"/>
-              </w:rPr>
-              <w:t>שנצלמת</w:t>
-            </w:r>
-            <w:proofErr w:type="spellEnd"/>
-            <w:r>
-              <w:rPr>
-                <w:rFonts w:ascii="Times New Roman" w:eastAsia="Times New Roman" w:hAnsi="Times New Roman" w:cs="Times New Roman"/>
-                <w:kern w:val="0"/>
-                <w:sz w:val="24"/>
-                <w:szCs w:val="24"/>
-                <w:rtl/>
-                <w14:ligatures w14:val="none"/>
-              </w:rPr>
-              <w:t xml:space="preserve"> — תמונה + מתי + מאיזו מצלמה. בלעדיו אי אפשר לדעת </w:t>
+              <w:t xml:space="preserve">מעטפה" לכל תמונה שנצלמת — תמונה + מתי + מאיזו מצלמה. בלעדיו אי אפשר לדעת </w:t>
             </w:r>
             <w:r>
               <w:rPr>
@@ -1205,7 +1118,6 @@
                 <w14:ligatures w14:val="none"/>
               </w:rPr>
             </w:pPr>
-            <w:proofErr w:type="spellStart"/>
             <w:r>
               <w:rPr>
                 <w:rFonts w:ascii="Courier New" w:eastAsia="Times New Roman" w:hAnsi="Courier New" w:cs="Courier New"/>
@@ -1216,7 +1128,6 @@
               </w:rPr>
               <w:t>GazePoint.cs</w:t>
             </w:r>
-            <w:proofErr w:type="spellEnd"/>
           </w:p>
         </w:tc>
         <w:tc>
@@ -1270,27 +1181,15 @@
               </w:rPr>
               <w:t>מתי, כמה בטוח. משמש ל</w:t>
             </w:r>
-            <w:proofErr w:type="spellStart"/>
-            <w:r>
-              <w:rPr>
-                <w:rFonts w:ascii="Times New Roman" w:eastAsia="Times New Roman" w:hAnsi="Times New Roman" w:cs="Times New Roman"/>
-                <w:kern w:val="0"/>
-                <w:sz w:val="24"/>
-                <w:szCs w:val="24"/>
-                <w14:ligatures w14:val="none"/>
-              </w:rPr>
-              <w:t>TemporalMatching</w:t>
-            </w:r>
-            <w:proofErr w:type="spellEnd"/>
-            <w:r>
-              <w:rPr>
-                <w:rFonts w:ascii="Times New Roman" w:eastAsia="Times New Roman" w:hAnsi="Times New Roman" w:cs="Times New Roman"/>
-                <w:kern w:val="0"/>
-                <w:sz w:val="24"/>
-                <w:szCs w:val="24"/>
-                <w14:ligatures w14:val="none"/>
-              </w:rPr>
-              <w:t xml:space="preserve"> </w:t>
+            <w:r>
+              <w:rPr>
+                <w:rFonts w:ascii="Times New Roman" w:eastAsia="Times New Roman" w:hAnsi="Times New Roman" w:cs="Times New Roman"/>
+                <w:kern w:val="0"/>
+                <w:sz w:val="24"/>
+                <w:szCs w:val="24"/>
+                <w14:ligatures w14:val="none"/>
+              </w:rPr>
+              <w:t xml:space="preserve">TemporalMatching </w:t>
             </w:r>
             <w:r>
               <w:rPr>
@@ -1329,7 +1228,6 @@
                 <w14:ligatures w14:val="none"/>
               </w:rPr>
             </w:pPr>
-            <w:proofErr w:type="spellStart"/>
             <w:r>
               <w:rPr>
                 <w:rFonts w:ascii="Courier New" w:eastAsia="Times New Roman" w:hAnsi="Courier New" w:cs="Courier New"/>
@@ -1338,10 +1236,8 @@
                 <w:szCs w:val="20"/>
                 <w14:ligatures w14:val="none"/>
               </w:rPr>
-              <w:lastRenderedPageBreak/>
               <w:t>FaceDetectionResult.cs</w:t>
             </w:r>
-            <w:proofErr w:type="spellEnd"/>
           </w:p>
         </w:tc>
         <w:tc>
@@ -1393,7 +1289,19 @@
                 <w:rtl/>
                 <w14:ligatures w14:val="none"/>
               </w:rPr>
-              <w:t>מי זה? כמה בטוח? מתי?" — הגשר בין</w:t>
+              <w:t xml:space="preserve">מי זה? כמה בטוח? מתי?" — הגשר </w:t>
+            </w:r>
+            <w:r>
+              <w:rPr>
+                <w:rFonts w:ascii="Times New Roman" w:eastAsia="Times New Roman" w:hAnsi="Times New Roman" w:cs="Times New Roman"/>
+                <w:kern w:val="0"/>
+                <w:sz w:val="24"/>
+                <w:szCs w:val="24"/>
+                <w:rtl/>
+                <w14:ligatures w14:val="none"/>
+              </w:rPr>
+              <w:lastRenderedPageBreak/>
+              <w:t>בין</w:t>
             </w:r>
             <w:r>
               <w:rPr>
@@ -1453,6 +1361,7 @@
           <w:szCs w:val="24"/>
           <w14:ligatures w14:val="none"/>
         </w:rPr>
+        <w:lastRenderedPageBreak/>
         <w:t>Core/Interfaces/</w:t>
       </w:r>
     </w:p>
@@ -1470,7 +1379,7 @@
       </w:tblPr>
       <w:tblGrid>
         <w:gridCol w:w="3076"/>
-        <w:gridCol w:w="5230"/>
+        <w:gridCol w:w="5320"/>
       </w:tblGrid>
       <w:tr>
         <w:trPr>
@@ -1573,7 +1482,6 @@
                 <w14:ligatures w14:val="none"/>
               </w:rPr>
             </w:pPr>
-            <w:proofErr w:type="spellStart"/>
             <w:r>
               <w:rPr>
                 <w:rFonts w:ascii="Courier New" w:eastAsia="Times New Roman" w:hAnsi="Courier New" w:cs="Courier New"/>
@@ -1584,7 +1492,6 @@
               </w:rPr>
               <w:t>ICameraSource.cs</w:t>
             </w:r>
-            <w:proofErr w:type="spellEnd"/>
           </w:p>
         </w:tc>
         <w:tc>
@@ -1685,7 +1592,6 @@
                 <w14:ligatures w14:val="none"/>
               </w:rPr>
             </w:pPr>
-            <w:proofErr w:type="spellStart"/>
             <w:r>
               <w:rPr>
                 <w:rFonts w:ascii="Courier New" w:eastAsia="Times New Roman" w:hAnsi="Courier New" w:cs="Courier New"/>
@@ -1696,7 +1602,6 @@
               </w:rPr>
               <w:t>ICircularBuffer.cs</w:t>
             </w:r>
-            <w:proofErr w:type="spellEnd"/>
           </w:p>
         </w:tc>
         <w:tc>
@@ -1797,7 +1702,6 @@
                 <w14:ligatures w14:val="none"/>
               </w:rPr>
             </w:pPr>
-            <w:proofErr w:type="spellStart"/>
             <w:r>
               <w:rPr>
                 <w:rFonts w:ascii="Courier New" w:eastAsia="Times New Roman" w:hAnsi="Courier New" w:cs="Courier New"/>
@@ -1808,7 +1712,6 @@
               </w:rPr>
               <w:t>IFaceRecognitionClient.cs</w:t>
             </w:r>
-            <w:proofErr w:type="spellEnd"/>
           </w:p>
         </w:tc>
         <w:tc>
@@ -1958,7 +1861,7 @@
       </w:tblPr>
       <w:tblGrid>
         <w:gridCol w:w="3436"/>
-        <w:gridCol w:w="4870"/>
+        <w:gridCol w:w="4960"/>
       </w:tblGrid>
       <w:tr>
         <w:trPr>
@@ -2061,7 +1964,6 @@
                 <w14:ligatures w14:val="none"/>
               </w:rPr>
             </w:pPr>
-            <w:proofErr w:type="spellStart"/>
             <w:r>
               <w:rPr>
                 <w:rFonts w:ascii="Courier New" w:eastAsia="Times New Roman" w:hAnsi="Courier New" w:cs="Courier New"/>
@@ -2072,7 +1974,6 @@
               </w:rPr>
               <w:t>CircularBuffer.cs</w:t>
             </w:r>
-            <w:proofErr w:type="spellEnd"/>
           </w:p>
         </w:tc>
         <w:tc>
@@ -2225,7 +2126,6 @@
                 <w14:ligatures w14:val="none"/>
               </w:rPr>
             </w:pPr>
-            <w:proofErr w:type="spellStart"/>
             <w:r>
               <w:rPr>
                 <w:rFonts w:ascii="Courier New" w:eastAsia="Times New Roman" w:hAnsi="Courier New" w:cs="Courier New"/>
@@ -2236,7 +2136,6 @@
               </w:rPr>
               <w:t>WebcamCameraSource.cs</w:t>
             </w:r>
-            <w:proofErr w:type="spellEnd"/>
           </w:p>
         </w:tc>
         <w:tc>
@@ -2434,7 +2333,6 @@
                 <w14:ligatures w14:val="none"/>
               </w:rPr>
             </w:pPr>
-            <w:proofErr w:type="spellStart"/>
             <w:r>
               <w:rPr>
                 <w:rFonts w:ascii="Courier New" w:eastAsia="Times New Roman" w:hAnsi="Courier New" w:cs="Courier New"/>
@@ -2445,7 +2343,6 @@
               </w:rPr>
               <w:t>HttpFaceRecognitionClient.cs</w:t>
             </w:r>
-            <w:proofErr w:type="spellEnd"/>
           </w:p>
         </w:tc>
         <w:tc>
@@ -2549,20 +2446,8 @@
                 <w:szCs w:val="24"/>
                 <w14:ligatures w14:val="none"/>
               </w:rPr>
-              <w:t>-</w:t>
-            </w:r>
-            <w:proofErr w:type="spellStart"/>
-            <w:r>
-              <w:rPr>
-                <w:rFonts w:ascii="Times New Roman" w:eastAsia="Times New Roman" w:hAnsi="Times New Roman" w:cs="Times New Roman"/>
-                <w:kern w:val="0"/>
-                <w:sz w:val="24"/>
-                <w:szCs w:val="24"/>
-                <w14:ligatures w14:val="none"/>
-              </w:rPr>
-              <w:t>FaceDetectionResult</w:t>
-            </w:r>
-            <w:proofErr w:type="spellEnd"/>
+              <w:t>-FaceDetectionResult</w:t>
+            </w:r>
           </w:p>
         </w:tc>
       </w:tr>
@@ -2589,7 +2474,6 @@
                 <w14:ligatures w14:val="none"/>
               </w:rPr>
             </w:pPr>
-            <w:proofErr w:type="spellStart"/>
             <w:r>
               <w:rPr>
                 <w:rFonts w:ascii="Courier New" w:eastAsia="Times New Roman" w:hAnsi="Courier New" w:cs="Courier New"/>
@@ -2600,7 +2484,6 @@
               </w:rPr>
               <w:t>CameraWorker.cs</w:t>
             </w:r>
-            <w:proofErr w:type="spellEnd"/>
           </w:p>
         </w:tc>
         <w:tc>
@@ -2759,29 +2642,7 @@
                 <w:szCs w:val="24"/>
                 <w14:ligatures w14:val="none"/>
               </w:rPr>
-              <w:t xml:space="preserve"> </w:t>
-            </w:r>
-            <w:proofErr w:type="spellStart"/>
-            <w:r>
-              <w:rPr>
-                <w:rFonts w:ascii="Times New Roman" w:eastAsia="Times New Roman" w:hAnsi="Times New Roman" w:cs="Times New Roman"/>
-                <w:kern w:val="0"/>
-                <w:sz w:val="24"/>
-                <w:szCs w:val="24"/>
-                <w14:ligatures w14:val="none"/>
-              </w:rPr>
-              <w:t>SignalR</w:t>
-            </w:r>
-            <w:proofErr w:type="spellEnd"/>
-            <w:r>
-              <w:rPr>
-                <w:rFonts w:ascii="Times New Roman" w:eastAsia="Times New Roman" w:hAnsi="Times New Roman" w:cs="Times New Roman"/>
-                <w:kern w:val="0"/>
-                <w:sz w:val="24"/>
-                <w:szCs w:val="24"/>
-                <w14:ligatures w14:val="none"/>
-              </w:rPr>
-              <w:t xml:space="preserve"> </w:t>
+              <w:t xml:space="preserve"> SignalR </w:t>
             </w:r>
             <w:r>
               <w:rPr>
@@ -2830,7 +2691,6 @@
                 <w14:ligatures w14:val="none"/>
               </w:rPr>
             </w:pPr>
-            <w:proofErr w:type="spellStart"/>
             <w:r>
               <w:rPr>
                 <w:rFonts w:ascii="Courier New" w:eastAsia="Times New Roman" w:hAnsi="Courier New" w:cs="Courier New"/>
@@ -2841,7 +2701,6 @@
               </w:rPr>
               <w:t>CameraHub.cs</w:t>
             </w:r>
-            <w:proofErr w:type="spellEnd"/>
           </w:p>
         </w:tc>
         <w:tc>
@@ -2882,29 +2741,7 @@
                 <w:szCs w:val="24"/>
                 <w14:ligatures w14:val="none"/>
               </w:rPr>
-              <w:t xml:space="preserve"> </w:t>
-            </w:r>
-            <w:proofErr w:type="spellStart"/>
-            <w:r>
-              <w:rPr>
-                <w:rFonts w:ascii="Times New Roman" w:eastAsia="Times New Roman" w:hAnsi="Times New Roman" w:cs="Times New Roman"/>
-                <w:kern w:val="0"/>
-                <w:sz w:val="24"/>
-                <w:szCs w:val="24"/>
-                <w14:ligatures w14:val="none"/>
-              </w:rPr>
-              <w:t>SignalR</w:t>
-            </w:r>
-            <w:proofErr w:type="spellEnd"/>
-            <w:r>
-              <w:rPr>
-                <w:rFonts w:ascii="Times New Roman" w:eastAsia="Times New Roman" w:hAnsi="Times New Roman" w:cs="Times New Roman"/>
-                <w:kern w:val="0"/>
-                <w:sz w:val="24"/>
-                <w:szCs w:val="24"/>
-                <w14:ligatures w14:val="none"/>
-              </w:rPr>
-              <w:t xml:space="preserve"> — </w:t>
+              <w:t xml:space="preserve"> SignalR — </w:t>
             </w:r>
             <w:r>
               <w:rPr>
@@ -2976,7 +2813,6 @@
           <w14:ligatures w14:val="none"/>
         </w:rPr>
       </w:pPr>
-      <w:proofErr w:type="spellStart"/>
       <w:r>
         <w:rPr>
           <w:rFonts w:ascii="Times New Roman" w:eastAsia="Times New Roman" w:hAnsi="Times New Roman" w:cs="Times New Roman"/>
@@ -2987,20 +2823,7 @@
           <w:szCs w:val="24"/>
           <w14:ligatures w14:val="none"/>
         </w:rPr>
-        <w:t>Api</w:t>
-      </w:r>
-      <w:proofErr w:type="spellEnd"/>
-      <w:r>
-        <w:rPr>
-          <w:rFonts w:ascii="Times New Roman" w:eastAsia="Times New Roman" w:hAnsi="Times New Roman" w:cs="Times New Roman"/>
-          <w:b/>
-          <w:bCs/>
-          <w:kern w:val="0"/>
-          <w:sz w:val="24"/>
-          <w:szCs w:val="24"/>
-          <w14:ligatures w14:val="none"/>
-        </w:rPr>
-        <w:t>/</w:t>
+        <w:t>Api/</w:t>
       </w:r>
     </w:p>
     <w:tbl>
@@ -3017,7 +2840,7 @@
       </w:tblPr>
       <w:tblGrid>
         <w:gridCol w:w="3436"/>
-        <w:gridCol w:w="4870"/>
+        <w:gridCol w:w="4960"/>
       </w:tblGrid>
       <w:tr>
         <w:trPr>
@@ -3120,7 +2943,6 @@
                 <w14:ligatures w14:val="none"/>
               </w:rPr>
             </w:pPr>
-            <w:proofErr w:type="spellStart"/>
             <w:r>
               <w:rPr>
                 <w:rFonts w:ascii="Courier New" w:eastAsia="Times New Roman" w:hAnsi="Courier New" w:cs="Courier New"/>
@@ -3131,7 +2953,6 @@
               </w:rPr>
               <w:t>Program.cs</w:t>
             </w:r>
-            <w:proofErr w:type="spellEnd"/>
           </w:p>
         </w:tc>
         <w:tc>
@@ -3241,29 +3062,7 @@
                 <w:szCs w:val="24"/>
                 <w14:ligatures w14:val="none"/>
               </w:rPr>
-              <w:t xml:space="preserve"> </w:t>
-            </w:r>
-            <w:proofErr w:type="spellStart"/>
-            <w:r>
-              <w:rPr>
-                <w:rFonts w:ascii="Times New Roman" w:eastAsia="Times New Roman" w:hAnsi="Times New Roman" w:cs="Times New Roman"/>
-                <w:kern w:val="0"/>
-                <w:sz w:val="24"/>
-                <w:szCs w:val="24"/>
-                <w14:ligatures w14:val="none"/>
-              </w:rPr>
-              <w:t>ICameraSource</w:t>
-            </w:r>
-            <w:proofErr w:type="spellEnd"/>
-            <w:r>
-              <w:rPr>
-                <w:rFonts w:ascii="Times New Roman" w:eastAsia="Times New Roman" w:hAnsi="Times New Roman" w:cs="Times New Roman"/>
-                <w:kern w:val="0"/>
-                <w:sz w:val="24"/>
-                <w:szCs w:val="24"/>
-                <w14:ligatures w14:val="none"/>
-              </w:rPr>
-              <w:t xml:space="preserve"> — </w:t>
+              <w:t xml:space="preserve"> ICameraSource — </w:t>
             </w:r>
             <w:r>
               <w:rPr>
@@ -3284,29 +3083,7 @@
                 <w:szCs w:val="24"/>
                 <w14:ligatures w14:val="none"/>
               </w:rPr>
-              <w:t xml:space="preserve"> </w:t>
-            </w:r>
-            <w:proofErr w:type="spellStart"/>
-            <w:r>
-              <w:rPr>
-                <w:rFonts w:ascii="Times New Roman" w:eastAsia="Times New Roman" w:hAnsi="Times New Roman" w:cs="Times New Roman"/>
-                <w:kern w:val="0"/>
-                <w:sz w:val="24"/>
-                <w:szCs w:val="24"/>
-                <w14:ligatures w14:val="none"/>
-              </w:rPr>
-              <w:t>WebcamCameraSource</w:t>
-            </w:r>
-            <w:proofErr w:type="spellEnd"/>
-            <w:r>
-              <w:rPr>
-                <w:rFonts w:ascii="Times New Roman" w:eastAsia="Times New Roman" w:hAnsi="Times New Roman" w:cs="Times New Roman"/>
-                <w:kern w:val="0"/>
-                <w:sz w:val="24"/>
-                <w:szCs w:val="24"/>
-                <w14:ligatures w14:val="none"/>
-              </w:rPr>
-              <w:t>"</w:t>
+              <w:t xml:space="preserve"> WebcamCameraSource"</w:t>
             </w:r>
           </w:p>
         </w:tc>
@@ -3334,7 +3111,6 @@
                 <w14:ligatures w14:val="none"/>
               </w:rPr>
             </w:pPr>
-            <w:proofErr w:type="spellStart"/>
             <w:r>
               <w:rPr>
                 <w:rFonts w:ascii="Courier New" w:eastAsia="Times New Roman" w:hAnsi="Courier New" w:cs="Courier New"/>
@@ -3345,7 +3121,6 @@
               </w:rPr>
               <w:t>appsettings.Development.json</w:t>
             </w:r>
-            <w:proofErr w:type="spellEnd"/>
           </w:p>
         </w:tc>
         <w:tc>
@@ -3456,7 +3231,6 @@
                 <w14:ligatures w14:val="none"/>
               </w:rPr>
             </w:pPr>
-            <w:proofErr w:type="spellStart"/>
             <w:r>
               <w:rPr>
                 <w:rFonts w:ascii="Courier New" w:eastAsia="Times New Roman" w:hAnsi="Courier New" w:cs="Courier New"/>
@@ -3467,7 +3241,6 @@
               </w:rPr>
               <w:t>Dockerfile</w:t>
             </w:r>
-            <w:proofErr w:type="spellEnd"/>
           </w:p>
         </w:tc>
         <w:tc>
@@ -3643,7 +3416,6 @@
           <w:szCs w:val="27"/>
           <w14:ligatures w14:val="none"/>
         </w:rPr>
-        <w:lastRenderedPageBreak/>
         <w:t>📋</w:t>
       </w:r>
       <w:r>
@@ -3704,6 +3476,7 @@
           <w:rtl/>
           <w14:ligatures w14:val="none"/>
         </w:rPr>
+        <w:lastRenderedPageBreak/>
         <w:t xml:space="preserve">שלב 2.2 הוא בניית </w:t>
       </w:r>
       <w:r>
@@ -3730,7 +3503,6 @@
         </w:rPr>
         <w:t xml:space="preserve"> - מיקרו-שירות </w:t>
       </w:r>
-      <w:proofErr w:type="spellStart"/>
       <w:r>
         <w:rPr>
           <w:rFonts w:ascii="Times New Roman" w:eastAsia="Times New Roman" w:hAnsi="Times New Roman" w:cs="Times New Roman"/>
@@ -3741,7 +3513,6 @@
         </w:rPr>
         <w:t>FastAPI</w:t>
       </w:r>
-      <w:proofErr w:type="spellEnd"/>
       <w:r>
         <w:rPr>
           <w:rFonts w:ascii="Times New Roman" w:eastAsia="Times New Roman" w:hAnsi="Times New Roman" w:cs="Times New Roman"/>
@@ -3844,20 +3615,8 @@
           <w:szCs w:val="24"/>
           <w14:ligatures w14:val="none"/>
         </w:rPr>
-        <w:t xml:space="preserve">C# </w:t>
-      </w:r>
-      <w:proofErr w:type="spellStart"/>
-      <w:r>
-        <w:rPr>
-          <w:rFonts w:ascii="Times New Roman" w:eastAsia="Times New Roman" w:hAnsi="Times New Roman" w:cs="Times New Roman"/>
-          <w:kern w:val="0"/>
-          <w:sz w:val="24"/>
-          <w:szCs w:val="24"/>
-          <w14:ligatures w14:val="none"/>
-        </w:rPr>
-        <w:t>CameraHub</w:t>
-      </w:r>
-      <w:proofErr w:type="spellEnd"/>
+        <w:t>C# CameraHub</w:t>
+      </w:r>
       <w:r>
         <w:rPr>
           <w:rFonts w:ascii="Times New Roman" w:eastAsia="Times New Roman" w:hAnsi="Times New Roman" w:cs="Times New Roman"/>
@@ -3931,7 +3690,6 @@
         </w:rPr>
         <w:t xml:space="preserve"> פנים באמצעות מודל </w:t>
       </w:r>
-      <w:proofErr w:type="spellStart"/>
       <w:r>
         <w:rPr>
           <w:rFonts w:ascii="Times New Roman" w:eastAsia="Times New Roman" w:hAnsi="Times New Roman" w:cs="Times New Roman"/>
@@ -3942,7 +3700,6 @@
         </w:rPr>
         <w:t>ArcFace</w:t>
       </w:r>
-      <w:proofErr w:type="spellEnd"/>
       <w:r>
         <w:rPr>
           <w:rFonts w:ascii="Times New Roman" w:eastAsia="Times New Roman" w:hAnsi="Times New Roman" w:cs="Times New Roman"/>
@@ -3954,7 +3711,6 @@
         </w:rPr>
         <w:t xml:space="preserve"> של </w:t>
       </w:r>
-      <w:proofErr w:type="spellStart"/>
       <w:r>
         <w:rPr>
           <w:rFonts w:ascii="Times New Roman" w:eastAsia="Times New Roman" w:hAnsi="Times New Roman" w:cs="Times New Roman"/>
@@ -3965,7 +3721,6 @@
         </w:rPr>
         <w:t>InsightFace</w:t>
       </w:r>
-      <w:proofErr w:type="spellEnd"/>
     </w:p>
     <w:p>
       <w:pPr>
@@ -4028,7 +3783,6 @@
         </w:rPr>
         <w:t xml:space="preserve"> שתואם בדיוק את מה </w:t>
       </w:r>
-      <w:proofErr w:type="spellStart"/>
       <w:r>
         <w:rPr>
           <w:rFonts w:ascii="Courier New" w:eastAsia="Times New Roman" w:hAnsi="Courier New" w:cs="Courier New"/>
@@ -4039,7 +3793,6 @@
         </w:rPr>
         <w:t>HttpFaceRecognitionClient.cs</w:t>
       </w:r>
-      <w:proofErr w:type="spellEnd"/>
       <w:r>
         <w:rPr>
           <w:rFonts w:ascii="Times New Roman" w:eastAsia="Times New Roman" w:hAnsi="Times New Roman" w:cs="Times New Roman"/>
@@ -4090,31 +3843,7 @@
           <w:rtl/>
           <w14:ligatures w14:val="none"/>
         </w:rPr>
-        <w:t xml:space="preserve"> </w:t>
-      </w:r>
-      <w:proofErr w:type="spellStart"/>
-      <w:r>
-        <w:rPr>
-          <w:rFonts w:ascii="Times New Roman" w:eastAsia="Times New Roman" w:hAnsi="Times New Roman" w:cs="Times New Roman"/>
-          <w:kern w:val="0"/>
-          <w:sz w:val="24"/>
-          <w:szCs w:val="24"/>
-          <w:rtl/>
-          <w14:ligatures w14:val="none"/>
-        </w:rPr>
-        <w:t>הטמעות</w:t>
-      </w:r>
-      <w:proofErr w:type="spellEnd"/>
-      <w:r>
-        <w:rPr>
-          <w:rFonts w:ascii="Times New Roman" w:eastAsia="Times New Roman" w:hAnsi="Times New Roman" w:cs="Times New Roman"/>
-          <w:kern w:val="0"/>
-          <w:sz w:val="24"/>
-          <w:szCs w:val="24"/>
-          <w:rtl/>
-          <w14:ligatures w14:val="none"/>
-        </w:rPr>
-        <w:t xml:space="preserve"> פנים של אנשים ידועים ב- </w:t>
+        <w:t xml:space="preserve"> הטמעות פנים של אנשים ידועים ב- </w:t>
       </w:r>
       <w:r>
         <w:rPr>
@@ -4126,22 +3855,8 @@
           <w:szCs w:val="24"/>
           <w14:ligatures w14:val="none"/>
         </w:rPr>
-        <w:t xml:space="preserve">PostgreSQL + </w:t>
-      </w:r>
-      <w:proofErr w:type="spellStart"/>
-      <w:r>
-        <w:rPr>
-          <w:rFonts w:ascii="Times New Roman" w:eastAsia="Times New Roman" w:hAnsi="Times New Roman" w:cs="Times New Roman"/>
-          <w:b/>
-          <w:bCs/>
-          <w:kern w:val="0"/>
-          <w:sz w:val="24"/>
-          <w:szCs w:val="24"/>
-          <w14:ligatures w14:val="none"/>
-        </w:rPr>
-        <w:t>pgvector</w:t>
-      </w:r>
-      <w:proofErr w:type="spellEnd"/>
+        <w:t>PostgreSQL + pgvector</w:t>
+      </w:r>
     </w:p>
     <w:p>
       <w:pPr>
@@ -4180,31 +3895,7 @@
           <w:rtl/>
           <w14:ligatures w14:val="none"/>
         </w:rPr>
-        <w:t xml:space="preserve"> </w:t>
-      </w:r>
-      <w:proofErr w:type="spellStart"/>
-      <w:r>
-        <w:rPr>
-          <w:rFonts w:ascii="Times New Roman" w:eastAsia="Times New Roman" w:hAnsi="Times New Roman" w:cs="Times New Roman"/>
-          <w:kern w:val="0"/>
-          <w:sz w:val="24"/>
-          <w:szCs w:val="24"/>
-          <w:rtl/>
-          <w14:ligatures w14:val="none"/>
-        </w:rPr>
-        <w:t>הטמעות</w:t>
-      </w:r>
-      <w:proofErr w:type="spellEnd"/>
-      <w:r>
-        <w:rPr>
-          <w:rFonts w:ascii="Times New Roman" w:eastAsia="Times New Roman" w:hAnsi="Times New Roman" w:cs="Times New Roman"/>
-          <w:kern w:val="0"/>
-          <w:sz w:val="24"/>
-          <w:szCs w:val="24"/>
-          <w:rtl/>
-          <w14:ligatures w14:val="none"/>
-        </w:rPr>
-        <w:t xml:space="preserve"> במטמון ב- </w:t>
+        <w:t xml:space="preserve"> הטמעות במטמון ב- </w:t>
       </w:r>
       <w:r>
         <w:rPr>
@@ -4298,31 +3989,7 @@
           <w:rtl/>
           <w14:ligatures w14:val="none"/>
         </w:rPr>
-        <w:t xml:space="preserve">            ← מפעיל </w:t>
-      </w:r>
-      <w:proofErr w:type="spellStart"/>
-      <w:r>
-        <w:rPr>
-          <w:rFonts w:ascii="Times New Roman" w:eastAsia="Times New Roman" w:hAnsi="Times New Roman" w:cs="Times New Roman"/>
-          <w:kern w:val="0"/>
-          <w:sz w:val="24"/>
-          <w:szCs w:val="24"/>
-          <w:rtl/>
-          <w14:ligatures w14:val="none"/>
-        </w:rPr>
-        <w:t>הכל</w:t>
-      </w:r>
-      <w:proofErr w:type="spellEnd"/>
-      <w:r>
-        <w:rPr>
-          <w:rFonts w:ascii="Times New Roman" w:eastAsia="Times New Roman" w:hAnsi="Times New Roman" w:cs="Times New Roman"/>
-          <w:kern w:val="0"/>
-          <w:sz w:val="24"/>
-          <w:szCs w:val="24"/>
-          <w:rtl/>
-          <w14:ligatures w14:val="none"/>
-        </w:rPr>
-        <w:t xml:space="preserve">, מחבר </w:t>
+        <w:t xml:space="preserve">            ← מפעיל הכל, מחבר </w:t>
       </w:r>
       <w:r>
         <w:rPr>
@@ -4465,20 +4132,8 @@
           <w:szCs w:val="24"/>
           <w14:ligatures w14:val="none"/>
         </w:rPr>
-        <w:t xml:space="preserve">Contact, </w:t>
-      </w:r>
-      <w:proofErr w:type="spellStart"/>
-      <w:r>
-        <w:rPr>
-          <w:rFonts w:ascii="Times New Roman" w:eastAsia="Times New Roman" w:hAnsi="Times New Roman" w:cs="Times New Roman"/>
-          <w:kern w:val="0"/>
-          <w:sz w:val="24"/>
-          <w:szCs w:val="24"/>
-          <w14:ligatures w14:val="none"/>
-        </w:rPr>
-        <w:t>BoundingBox</w:t>
-      </w:r>
-      <w:proofErr w:type="spellEnd"/>
+        <w:t>Contact, BoundingBox</w:t>
+      </w:r>
       <w:r>
         <w:rPr>
           <w:rFonts w:ascii="Times New Roman" w:eastAsia="Times New Roman" w:hAnsi="Times New Roman" w:cs="Times New Roman"/>
@@ -4869,7 +4524,6 @@
           <w14:ligatures w14:val="none"/>
         </w:rPr>
       </w:pPr>
-      <w:proofErr w:type="spellStart"/>
       <w:r>
         <w:rPr>
           <w:rFonts w:ascii="Times New Roman" w:eastAsia="Times New Roman" w:hAnsi="Times New Roman" w:cs="Times New Roman"/>
@@ -4880,7 +4534,6 @@
         </w:rPr>
         <w:t>api</w:t>
       </w:r>
-      <w:proofErr w:type="spellEnd"/>
       <w:r>
         <w:rPr>
           <w:rFonts w:ascii="Times New Roman" w:eastAsia="Times New Roman" w:hAnsi="Times New Roman" w:cs="Times New Roman"/>
@@ -5061,6 +4714,83 @@
     </w:p>
     <w:p>
       <w:pPr>
+        <w:rPr>
+          <w:sz w:val="28"/>
+          <w:szCs w:val="28"/>
+          <w:rtl/>
+        </w:rPr>
+      </w:pPr>
+      <w:r>
+        <w:rPr>
+          <w:sz w:val="28"/>
+          <w:szCs w:val="28"/>
+          <w:rtl/>
+        </w:rPr>
+        <w:br/>
+      </w:r>
+      <w:r>
+        <w:rPr>
+          <w:rFonts w:hint="cs"/>
+          <w:sz w:val="28"/>
+          <w:szCs w:val="28"/>
+          <w:rtl/>
+        </w:rPr>
+        <w:t>שלב 3 :</w:t>
+      </w:r>
+      <w:r>
+        <w:rPr>
+          <w:sz w:val="28"/>
+          <w:szCs w:val="28"/>
+          <w:rtl/>
+        </w:rPr>
+        <w:br/>
+      </w:r>
+      <w:r>
+        <w:rPr>
+          <w:rFonts w:hint="cs"/>
+          <w:sz w:val="28"/>
+          <w:szCs w:val="28"/>
+          <w:rtl/>
+        </w:rPr>
+        <w:lastRenderedPageBreak/>
+        <w:t>שלבי עבודה :</w:t>
+      </w:r>
+      <w:r>
+        <w:rPr>
+          <w:sz w:val="28"/>
+          <w:szCs w:val="28"/>
+          <w:rtl/>
+        </w:rPr>
+        <w:br/>
+      </w:r>
+      <w:r>
+        <w:rPr>
+          <w:rFonts w:cs="Arial"/>
+          <w:sz w:val="28"/>
+          <w:szCs w:val="28"/>
+          <w:rtl/>
+        </w:rPr>
+        <w:t xml:space="preserve">שלב א׳ — </w:t>
+      </w:r>
+      <w:r>
+        <w:rPr>
+          <w:sz w:val="28"/>
+          <w:szCs w:val="28"/>
+        </w:rPr>
+        <w:t>AAC Board Service (C#)</w:t>
+      </w:r>
+      <w:r>
+        <w:rPr>
+          <w:rFonts w:cs="Arial"/>
+          <w:sz w:val="28"/>
+          <w:szCs w:val="28"/>
+          <w:rtl/>
+        </w:rPr>
+        <w:t xml:space="preserve">          ← עכשיו</w:t>
+      </w:r>
+    </w:p>
+    <w:p>
+      <w:pPr>
         <w:jc w:val="both"/>
         <w:rPr>
           <w:sz w:val="28"/>
@@ -5068,6 +4798,532 @@
           <w:rtl/>
         </w:rPr>
       </w:pPr>
+      <w:r>
+        <w:rPr>
+          <w:rFonts w:cs="Arial"/>
+          <w:sz w:val="28"/>
+          <w:szCs w:val="28"/>
+          <w:rtl/>
+        </w:rPr>
+        <w:t xml:space="preserve">  ├── </w:t>
+      </w:r>
+      <w:r>
+        <w:rPr>
+          <w:sz w:val="28"/>
+          <w:szCs w:val="28"/>
+        </w:rPr>
+        <w:t>Program.cs</w:t>
+      </w:r>
+      <w:r>
+        <w:rPr>
+          <w:rFonts w:cs="Arial"/>
+          <w:sz w:val="28"/>
+          <w:szCs w:val="28"/>
+          <w:rtl/>
+        </w:rPr>
+        <w:t xml:space="preserve"> מלא</w:t>
+      </w:r>
+    </w:p>
+    <w:p>
+      <w:pPr>
+        <w:jc w:val="both"/>
+        <w:rPr>
+          <w:sz w:val="28"/>
+          <w:szCs w:val="28"/>
+        </w:rPr>
+      </w:pPr>
+      <w:r>
+        <w:rPr>
+          <w:rFonts w:cs="Arial"/>
+          <w:sz w:val="28"/>
+          <w:szCs w:val="28"/>
+          <w:rtl/>
+        </w:rPr>
+        <w:t xml:space="preserve">  ├── </w:t>
+      </w:r>
+      <w:r>
+        <w:rPr>
+          <w:sz w:val="28"/>
+          <w:szCs w:val="28"/>
+        </w:rPr>
+        <w:t>IBoardRepository + BoardRepository</w:t>
+      </w:r>
+    </w:p>
+    <w:p>
+      <w:pPr>
+        <w:jc w:val="both"/>
+        <w:rPr>
+          <w:sz w:val="28"/>
+          <w:szCs w:val="28"/>
+        </w:rPr>
+      </w:pPr>
+      <w:r>
+        <w:rPr>
+          <w:rFonts w:cs="Arial"/>
+          <w:sz w:val="28"/>
+          <w:szCs w:val="28"/>
+          <w:rtl/>
+        </w:rPr>
+        <w:t xml:space="preserve">  ├── </w:t>
+      </w:r>
+      <w:r>
+        <w:rPr>
+          <w:sz w:val="28"/>
+          <w:szCs w:val="28"/>
+        </w:rPr>
+        <w:t>BoardService</w:t>
+      </w:r>
+    </w:p>
+    <w:p>
+      <w:pPr>
+        <w:jc w:val="both"/>
+        <w:rPr>
+          <w:sz w:val="28"/>
+          <w:szCs w:val="28"/>
+        </w:rPr>
+      </w:pPr>
+      <w:r>
+        <w:rPr>
+          <w:rFonts w:cs="Arial"/>
+          <w:sz w:val="28"/>
+          <w:szCs w:val="28"/>
+          <w:rtl/>
+        </w:rPr>
+        <w:t xml:space="preserve">  ├── </w:t>
+      </w:r>
+      <w:r>
+        <w:rPr>
+          <w:sz w:val="28"/>
+          <w:szCs w:val="28"/>
+        </w:rPr>
+        <w:t>Carter Modules (Board + Button)</w:t>
+      </w:r>
+    </w:p>
+    <w:p>
+      <w:pPr>
+        <w:jc w:val="both"/>
+        <w:rPr>
+          <w:sz w:val="28"/>
+          <w:szCs w:val="28"/>
+        </w:rPr>
+      </w:pPr>
+      <w:r>
+        <w:rPr>
+          <w:rFonts w:cs="Arial"/>
+          <w:sz w:val="28"/>
+          <w:szCs w:val="28"/>
+          <w:rtl/>
+        </w:rPr>
+        <w:t xml:space="preserve">  ├── </w:t>
+      </w:r>
+      <w:r>
+        <w:rPr>
+          <w:sz w:val="28"/>
+          <w:szCs w:val="28"/>
+        </w:rPr>
+        <w:t>BoardHub (SignalR)</w:t>
+      </w:r>
+    </w:p>
+    <w:p>
+      <w:pPr>
+        <w:jc w:val="both"/>
+        <w:rPr>
+          <w:sz w:val="28"/>
+          <w:szCs w:val="28"/>
+        </w:rPr>
+      </w:pPr>
+      <w:r>
+        <w:rPr>
+          <w:rFonts w:cs="Arial"/>
+          <w:sz w:val="28"/>
+          <w:szCs w:val="28"/>
+          <w:rtl/>
+        </w:rPr>
+        <w:t xml:space="preserve">  ├── </w:t>
+      </w:r>
+      <w:r>
+        <w:rPr>
+          <w:sz w:val="28"/>
+          <w:szCs w:val="28"/>
+        </w:rPr>
+        <w:t>Dockerfile</w:t>
+      </w:r>
+    </w:p>
+    <w:p>
+      <w:pPr>
+        <w:jc w:val="both"/>
+        <w:rPr>
+          <w:sz w:val="28"/>
+          <w:szCs w:val="28"/>
+          <w:rtl/>
+        </w:rPr>
+      </w:pPr>
+      <w:r>
+        <w:rPr>
+          <w:rFonts w:cs="Arial"/>
+          <w:sz w:val="28"/>
+          <w:szCs w:val="28"/>
+          <w:rtl/>
+        </w:rPr>
+        <w:t xml:space="preserve">  └── עדכון </w:t>
+      </w:r>
+      <w:r>
+        <w:rPr>
+          <w:sz w:val="28"/>
+          <w:szCs w:val="28"/>
+        </w:rPr>
+        <w:t>docker-compose.yml</w:t>
+      </w:r>
+    </w:p>
+    <w:p>
+      <w:pPr>
+        <w:jc w:val="both"/>
+        <w:rPr>
+          <w:sz w:val="28"/>
+          <w:szCs w:val="28"/>
+          <w:rtl/>
+        </w:rPr>
+      </w:pPr>
+    </w:p>
+    <w:p>
+      <w:pPr>
+        <w:jc w:val="both"/>
+        <w:rPr>
+          <w:sz w:val="28"/>
+          <w:szCs w:val="28"/>
+          <w:rtl/>
+        </w:rPr>
+      </w:pPr>
+      <w:r>
+        <w:rPr>
+          <w:rFonts w:cs="Arial"/>
+          <w:sz w:val="28"/>
+          <w:szCs w:val="28"/>
+          <w:rtl/>
+        </w:rPr>
+        <w:t xml:space="preserve">שלב ב׳ — </w:t>
+      </w:r>
+      <w:r>
+        <w:rPr>
+          <w:sz w:val="28"/>
+          <w:szCs w:val="28"/>
+        </w:rPr>
+        <w:t>Angular AAC Board</w:t>
+      </w:r>
+    </w:p>
+    <w:p>
+      <w:pPr>
+        <w:jc w:val="both"/>
+        <w:rPr>
+          <w:sz w:val="28"/>
+          <w:szCs w:val="28"/>
+        </w:rPr>
+      </w:pPr>
+      <w:r>
+        <w:rPr>
+          <w:rFonts w:cs="Arial"/>
+          <w:sz w:val="28"/>
+          <w:szCs w:val="28"/>
+          <w:rtl/>
+        </w:rPr>
+        <w:t xml:space="preserve">  ├── </w:t>
+      </w:r>
+      <w:r>
+        <w:rPr>
+          <w:sz w:val="28"/>
+          <w:szCs w:val="28"/>
+        </w:rPr>
+        <w:t>aac-board.service.ts (HTTP + SignalR)</w:t>
+      </w:r>
+    </w:p>
+    <w:p>
+      <w:pPr>
+        <w:jc w:val="both"/>
+        <w:rPr>
+          <w:sz w:val="28"/>
+          <w:szCs w:val="28"/>
+          <w:rtl/>
+        </w:rPr>
+      </w:pPr>
+      <w:r>
+        <w:rPr>
+          <w:rFonts w:cs="Arial"/>
+          <w:sz w:val="28"/>
+          <w:szCs w:val="28"/>
+          <w:rtl/>
+        </w:rPr>
+        <w:t xml:space="preserve">  ├── </w:t>
+      </w:r>
+      <w:r>
+        <w:rPr>
+          <w:sz w:val="28"/>
+          <w:szCs w:val="28"/>
+        </w:rPr>
+        <w:t>board.component</w:t>
+      </w:r>
+      <w:r>
+        <w:rPr>
+          <w:rFonts w:cs="Arial"/>
+          <w:sz w:val="28"/>
+          <w:szCs w:val="28"/>
+          <w:rtl/>
+        </w:rPr>
+        <w:t xml:space="preserve"> (</w:t>
+      </w:r>
+      <w:r>
+        <w:rPr>
+          <w:sz w:val="28"/>
+          <w:szCs w:val="28"/>
+        </w:rPr>
+        <w:t>grid</w:t>
+      </w:r>
+      <w:r>
+        <w:rPr>
+          <w:rFonts w:cs="Arial"/>
+          <w:sz w:val="28"/>
+          <w:szCs w:val="28"/>
+          <w:rtl/>
+        </w:rPr>
+        <w:t xml:space="preserve"> כפתורים)</w:t>
+      </w:r>
+    </w:p>
+    <w:p>
+      <w:pPr>
+        <w:jc w:val="both"/>
+        <w:rPr>
+          <w:sz w:val="28"/>
+          <w:szCs w:val="28"/>
+          <w:rtl/>
+        </w:rPr>
+      </w:pPr>
+      <w:r>
+        <w:rPr>
+          <w:rFonts w:cs="Arial"/>
+          <w:sz w:val="28"/>
+          <w:szCs w:val="28"/>
+          <w:rtl/>
+        </w:rPr>
+        <w:t xml:space="preserve">  ├── </w:t>
+      </w:r>
+      <w:r>
+        <w:rPr>
+          <w:sz w:val="28"/>
+          <w:szCs w:val="28"/>
+        </w:rPr>
+        <w:t>tts.service.ts</w:t>
+      </w:r>
+      <w:r>
+        <w:rPr>
+          <w:rFonts w:cs="Arial"/>
+          <w:sz w:val="28"/>
+          <w:szCs w:val="28"/>
+          <w:rtl/>
+        </w:rPr>
+        <w:t xml:space="preserve"> (</w:t>
+      </w:r>
+      <w:r>
+        <w:rPr>
+          <w:sz w:val="28"/>
+          <w:szCs w:val="28"/>
+        </w:rPr>
+        <w:t>Web Speech API</w:t>
+      </w:r>
+      <w:r>
+        <w:rPr>
+          <w:rFonts w:cs="Arial"/>
+          <w:sz w:val="28"/>
+          <w:szCs w:val="28"/>
+          <w:rtl/>
+        </w:rPr>
+        <w:t xml:space="preserve"> עכשיו, </w:t>
+      </w:r>
+      <w:r>
+        <w:rPr>
+          <w:sz w:val="28"/>
+          <w:szCs w:val="28"/>
+        </w:rPr>
+        <w:t>interface</w:t>
+      </w:r>
+      <w:r>
+        <w:rPr>
+          <w:rFonts w:cs="Arial"/>
+          <w:sz w:val="28"/>
+          <w:szCs w:val="28"/>
+          <w:rtl/>
+        </w:rPr>
+        <w:t xml:space="preserve"> לעתיד)</w:t>
+      </w:r>
+    </w:p>
+    <w:p>
+      <w:pPr>
+        <w:jc w:val="both"/>
+        <w:rPr>
+          <w:sz w:val="28"/>
+          <w:szCs w:val="28"/>
+          <w:rtl/>
+        </w:rPr>
+      </w:pPr>
+      <w:r>
+        <w:rPr>
+          <w:rFonts w:cs="Arial"/>
+          <w:sz w:val="28"/>
+          <w:szCs w:val="28"/>
+          <w:rtl/>
+        </w:rPr>
+        <w:t xml:space="preserve">  └── </w:t>
+      </w:r>
+      <w:r>
+        <w:rPr>
+          <w:sz w:val="28"/>
+          <w:szCs w:val="28"/>
+        </w:rPr>
+        <w:t>ARASAAC</w:t>
+      </w:r>
+      <w:r>
+        <w:rPr>
+          <w:rFonts w:cs="Arial"/>
+          <w:sz w:val="28"/>
+          <w:szCs w:val="28"/>
+          <w:rtl/>
+        </w:rPr>
+        <w:t xml:space="preserve"> אייקונים</w:t>
+      </w:r>
+    </w:p>
+    <w:p>
+      <w:pPr>
+        <w:jc w:val="both"/>
+        <w:rPr>
+          <w:sz w:val="28"/>
+          <w:szCs w:val="28"/>
+          <w:rtl/>
+        </w:rPr>
+      </w:pPr>
+    </w:p>
+    <w:p>
+      <w:pPr>
+        <w:rPr>
+          <w:rFonts w:hint="cs"/>
+          <w:sz w:val="28"/>
+          <w:szCs w:val="28"/>
+          <w:rtl/>
+        </w:rPr>
+      </w:pPr>
+      <w:r>
+        <w:rPr>
+          <w:rFonts w:cs="Arial"/>
+          <w:sz w:val="28"/>
+          <w:szCs w:val="28"/>
+          <w:rtl/>
+        </w:rPr>
+        <w:t xml:space="preserve">שלב ג׳ — </w:t>
+      </w:r>
+      <w:r>
+        <w:rPr>
+          <w:sz w:val="28"/>
+          <w:szCs w:val="28"/>
+        </w:rPr>
+        <w:t>Seed</w:t>
+      </w:r>
+      <w:r>
+        <w:rPr>
+          <w:rFonts w:cs="Arial"/>
+          <w:sz w:val="28"/>
+          <w:szCs w:val="28"/>
+          <w:rtl/>
+        </w:rPr>
+        <w:t xml:space="preserve"> + בדיקה </w:t>
+      </w:r>
+      <w:r>
+        <w:rPr>
+          <w:sz w:val="28"/>
+          <w:szCs w:val="28"/>
+        </w:rPr>
+        <w:t>end-to-end</w:t>
+      </w:r>
+      <w:r>
+        <w:rPr>
+          <w:sz w:val="28"/>
+          <w:szCs w:val="28"/>
+          <w:rtl/>
+        </w:rPr>
+        <w:br/>
+      </w:r>
+      <w:r>
+        <w:rPr>
+          <w:sz w:val="28"/>
+          <w:szCs w:val="28"/>
+          <w:rtl/>
+        </w:rPr>
+        <w:br/>
+      </w:r>
+      <w:r>
+        <w:rPr>
+          <w:sz w:val="28"/>
+          <w:szCs w:val="28"/>
+          <w:rtl/>
+        </w:rPr>
+        <w:br/>
+      </w:r>
+      <w:r>
+        <w:rPr>
+          <w:sz w:val="28"/>
+          <w:szCs w:val="28"/>
+          <w:rtl/>
+        </w:rPr>
+        <w:br/>
+      </w:r>
+      <w:r>
+        <w:rPr>
+          <w:sz w:val="28"/>
+          <w:szCs w:val="28"/>
+          <w:rtl/>
+        </w:rPr>
+        <w:lastRenderedPageBreak/>
+        <w:br/>
+      </w:r>
+      <w:r>
+        <w:rPr>
+          <w:rFonts w:cs="Arial"/>
+          <w:sz w:val="28"/>
+          <w:szCs w:val="28"/>
+          <w:rtl/>
+        </w:rPr>
+        <w:drawing>
+          <wp:inline distT="0" distB="0" distL="0" distR="0" wp14:anchorId="2292D3EF" wp14:editId="2F386C41">
+            <wp:extent cx="5274310" cy="7119620"/>
+            <wp:effectExtent l="0" t="0" r="0" b="0"/>
+            <wp:docPr id="4" name="תמונה 4"/>
+            <wp:cNvGraphicFramePr>
+              <a:graphicFrameLocks xmlns:a="http://schemas.openxmlformats.org/drawingml/2006/main" noChangeAspect="1"/>
+            </wp:cNvGraphicFramePr>
+            <a:graphic xmlns:a="http://schemas.openxmlformats.org/drawingml/2006/main">
+              <a:graphicData uri="http://schemas.openxmlformats.org/drawingml/2006/picture">
+                <pic:pic xmlns:pic="http://schemas.openxmlformats.org/drawingml/2006/picture">
+                  <pic:nvPicPr>
+                    <pic:cNvPr id="1" name=""/>
+                    <pic:cNvPicPr/>
+                  </pic:nvPicPr>
+                  <pic:blipFill>
+                    <a:blip r:embed="rId8"/>
+                    <a:stretch>
+                      <a:fillRect/>
+                    </a:stretch>
+                  </pic:blipFill>
+                  <pic:spPr>
+                    <a:xfrm>
+                      <a:off x="0" y="0"/>
+                      <a:ext cx="5274310" cy="7119620"/>
+                    </a:xfrm>
+                    <a:prstGeom prst="rect">
+                      <a:avLst/>
+                    </a:prstGeom>
+                  </pic:spPr>
+                </pic:pic>
+              </a:graphicData>
+            </a:graphic>
+          </wp:inline>
+        </w:drawing>
+      </w:r>
     </w:p>
     <w:sectPr>
       <w:pgSz w:w="11906" w:h="16838"/>
